--- a/TCC.docx
+++ b/TCC.docx
@@ -729,6 +729,14 @@
               <w:color w:val="2F5496" w:themeColor="accent1" w:themeShade="BF"/>
               <w:sz w:val="24"/>
               <w:szCs w:val="24"/>
+              <w14:textFill>
+                <w14:solidFill>
+                  <w14:schemeClr w14:val="accent1">
+                    <w14:lumMod w14:val="75000"/>
+                    <w14:lumMod w14:val="75000"/>
+                  </w14:schemeClr>
+                </w14:solidFill>
+              </w14:textFill>
             </w:rPr>
           </w:pPr>
         </w:p>
@@ -2155,7 +2163,15 @@
         <w:pStyle w:val="CorpodoTexto"/>
       </w:pPr>
       <w:r>
-        <w:t>Para cada item do pedido, avança o status entre Pendente, Em preparo e Pronto; quando todos os itens de um pedido ficam prontos, o pedido inteiro avança automaticamente de status.</w:t>
+        <w:t xml:space="preserve">Para cada item do pedido, avança o status entre Pendente, </w:t>
+      </w:r>
+      <w:proofErr w:type="gramStart"/>
+      <w:r>
+        <w:t>Em</w:t>
+      </w:r>
+      <w:proofErr w:type="gramEnd"/>
+      <w:r>
+        <w:t xml:space="preserve"> preparo e Pronto; quando todos os itens de um pedido ficam prontos, o pedido inteiro avança automaticamente de status.</w:t>
       </w:r>
     </w:p>
     <w:p>
@@ -3137,15 +3153,30 @@
         </w:rPr>
         <w:t xml:space="preserve"> – Visão do </w:t>
       </w:r>
-      <w:proofErr w:type="spellStart"/>
       <w:r>
         <w:rPr>
           <w:i/>
           <w:sz w:val="18"/>
-        </w:rPr>
-        <w:t>adminsitrador</w:t>
-      </w:r>
-      <w:proofErr w:type="spellEnd"/>
+          <w:u w:val="single"/>
+        </w:rPr>
+        <w:t>admini</w:t>
+      </w:r>
+      <w:r>
+        <w:rPr>
+          <w:i/>
+          <w:sz w:val="18"/>
+          <w:u w:val="single"/>
+        </w:rPr>
+        <w:t>s</w:t>
+      </w:r>
+      <w:r>
+        <w:rPr>
+          <w:i/>
+          <w:sz w:val="18"/>
+          <w:u w:val="single"/>
+        </w:rPr>
+        <w:t>trador</w:t>
+      </w:r>
       <w:r>
         <w:rPr>
           <w:i/>
@@ -3864,6 +3895,9 @@
     <w:p>
       <w:pPr>
         <w:pStyle w:val="CorpodaReferncia"/>
+        <w:rPr>
+          <w:u w:val="single"/>
+        </w:rPr>
         <w:sectPr>
           <w:pgSz w:w="11906" w:h="16838"/>
           <w:pgMar w:top="1701" w:right="1134" w:bottom="1134" w:left="1701" w:header="709" w:footer="709" w:gutter="0"/>
@@ -3872,7 +3906,7 @@
         </w:sectPr>
       </w:pPr>
       <w:r>
-        <w:t>OPENJS FOUNDATION. Node.js documentation. Disponível em: https://nodejs.org/docs. Acesso em: 11 ago. 2026.</w:t>
+        <w:t xml:space="preserve">OPENJS FOUNDATION. Node.js documentation. Disponível em: https://nodejs.org/docs. </w:t>
       </w:r>
     </w:p>
     <w:p>
@@ -3881,7 +3915,7 @@
       </w:pPr>
       <w:r>
         <w:lastRenderedPageBreak/>
-        <w:t>OPENJS FOUNDATION. Express — Node.js web application framework. Disponível em: https://expressjs.com. Acesso em: 11 ago. 2026.</w:t>
+        <w:t xml:space="preserve">OPENJS FOUNDATION. Express — Node.js web application framework. Disponível em: https://expressjs.com. </w:t>
       </w:r>
     </w:p>
     <w:p>
@@ -3889,7 +3923,7 @@
         <w:pStyle w:val="CorpodaReferncia"/>
       </w:pPr>
       <w:r>
-        <w:t>PRISMA. Prisma documentation. Disponível em: https://www.prisma.io/docs. Acesso em: 11 ago. 2026.</w:t>
+        <w:t xml:space="preserve">PRISMA. Prisma documentation. Disponível em: https://www.prisma.io/docs. </w:t>
       </w:r>
     </w:p>
     <w:p>
@@ -3905,7 +3939,7 @@
         <w:pStyle w:val="CorpodaReferncia"/>
       </w:pPr>
       <w:r>
-        <w:t>SOCKET.IO. Socket.IO documentation. Disponível em: https://socket.io/docs. Acesso em: 11 ago. 2026.</w:t>
+        <w:t xml:space="preserve">SOCKET.IO. Socket.IO documentation. Disponível em: https://socket.io/docs. </w:t>
       </w:r>
     </w:p>
     <w:p>
@@ -3913,7 +3947,7 @@
         <w:pStyle w:val="CorpodaReferncia"/>
       </w:pPr>
       <w:r>
-        <w:t>TAILWIND LABS. Tailwind CSS documentation. Disponível em: https://tailwindcss.com/docs. Acesso em: 11 ago. 2026.</w:t>
+        <w:t xml:space="preserve">TAILWIND LABS. Tailwind CSS documentation. Disponível em: https://tailwindcss.com/docs. </w:t>
       </w:r>
     </w:p>
     <w:p>
@@ -3921,7 +3955,7 @@
         <w:pStyle w:val="CorpodaReferncia"/>
       </w:pPr>
       <w:r>
-        <w:t>TANSTACK. TanStack Query documentation. Disponível em: https://tanstack.com/query. Acesso em: 11 ago. 2026.</w:t>
+        <w:t xml:space="preserve">TANSTACK. TanStack Query documentation. Disponível em: https://tanstack.com/query. </w:t>
       </w:r>
     </w:p>
     <w:p>
@@ -3929,7 +3963,7 @@
         <w:pStyle w:val="CorpodaReferncia"/>
       </w:pPr>
       <w:r>
-        <w:t>VITEST. Vitest documentation. Disponível em: https://vitest.dev. Acesso em: 11 ago. 2026.</w:t>
+        <w:t xml:space="preserve">VITEST. Vitest documentation. Disponível em: https://vitest.dev. </w:t>
       </w:r>
     </w:p>
     <w:p>
@@ -3937,24 +3971,18 @@
         <w:pStyle w:val="CorpodaReferncia"/>
       </w:pPr>
       <w:r>
-        <w:t>TESTING LIBRARY. Testing Library documentation. Disponível em: https://testing-library.com/docs. Acesso em: 11 ago. 2026.</w:t>
+        <w:t xml:space="preserve">TESTING LIBRARY. Testing Library documentation. Disponível em: https://testing-library.com/docs. </w:t>
       </w:r>
     </w:p>
     <w:p>
       <w:pPr>
         <w:pStyle w:val="CorpodaReferncia"/>
-      </w:pPr>
-      <w:r>
-        <w:t xml:space="preserve">JWT.IO. Introduction to JSON Web Tokens. Disponível em: https://jwt.io/introduction. Acesso em: 11 ago. </w:t>
-      </w:r>
-      <w:r>
         <w:rPr>
           <w:u w:val="single"/>
         </w:rPr>
-        <w:t>2026</w:t>
-      </w:r>
-      <w:r>
-        <w:t>.</w:t>
+      </w:pPr>
+      <w:r>
+        <w:t xml:space="preserve">JWT.IO. Introduction to JSON Web Tokens. Disponível em: https://jwt.io/introduction. </w:t>
       </w:r>
     </w:p>
     <w:sectPr>
